--- a/content/topic-08-data-vs-emotion/kepu-8.4-data-as-tool/copy.docx
+++ b/content/topic-08-data-vs-emotion/kepu-8.4-data-as-tool/copy.docx
@@ -16,7 +16,7 @@
         <w:pStyle w:val="MdParagraph"/>
       </w:pPr>
       <w:r>
-        <w:t xml:space="preserve">在追求美麗與健康的旅程中，我們時常會接觸到各種數據：pH 值、等張壓、成分濃度、甚至肌膚檢測報告。這些數字，有時令人感到專業，有時卻也帶來困惑與壓力，彷彿成為了衡量我們是否「足夠好」的標準。然而，真正的「理性溫柔」在於，讓這些數據成為妳愛自己的工具，而非束縛。當妳學會解讀它們，並將其轉化為對「內在肌膚」的溫柔指引，妳將發現，科學是為了讓妳更自由、更自信地愛自己。</w:t>
+        <w:t>肌膚檢測報告上的數字看起來很專業，卻也可能帶來一種隱形的壓力——彷彿在告訴妳：還不夠好。pH 值、等張壓、成分濃度，這些數據原本只是描述，卻很容易被誤讀成評分。真正的「理性溫柔」，是讓這些數據成為妳愛自己的工具，而不是另一套標準。當妳學會解讀它們，並把它們轉化為對「內在肌膚」的溫柔指引，會發現科學其實是為了讓妳更自由。</w:t>
       </w:r>
     </w:p>
     <w:p>
